--- a/benchmark/outputs/gold/image_heavy_003_C.docx
+++ b/benchmark/outputs/gold/image_heavy_003_C.docx
@@ -17,13 +17,13 @@
         <w:autoSpaceDE w:val="0"/>
         <w:pStyle w:val="Heading1"/>
         <w:widowControl/>
-        <w:spacing w:line="414" w:lineRule="exact" w:before="240" w:after="80"/>
+        <w:spacing w:line="414" w:lineRule="exact" w:before="0" w:after="0"/>
         <w:ind w:left="96" w:right="0" w:firstLine="0"/>
         <w:jc w:val="left"/>
       </w:pPr>
       <w:r>
         <w:rPr>
-          <w:rFonts w:ascii="Helvetica" w:hAnsi="Helvetica" w:eastAsia="Helvetica"/>
+          <w:rFonts w:ascii="Arial" w:hAnsi="Arial" w:eastAsia="Helvetica"/>
           <w:b/>
           <w:i w:val="0"/>
           <w:color w:val="000000"/>
@@ -43,7 +43,7 @@
       </w:pPr>
       <w:r>
         <w:rPr>
-          <w:rFonts w:ascii="Helvetica" w:hAnsi="Helvetica" w:eastAsia="Helvetica"/>
+          <w:rFonts w:ascii="Arial" w:hAnsi="Arial" w:eastAsia="Helvetica"/>
           <w:b w:val="0"/>
           <w:i w:val="0"/>
           <w:color w:val="72727A"/>
@@ -53,7 +53,7 @@
       </w:r>
       <w:r>
         <w:rPr>
-          <w:rFonts w:ascii="Helvetica" w:hAnsi="Helvetica" w:eastAsia="Helvetica"/>
+          <w:rFonts w:ascii="Arial" w:hAnsi="Arial" w:eastAsia="Helvetica"/>
           <w:b w:val="0"/>
           <w:i w:val="0"/>
           <w:color w:val="72727A"/>
@@ -73,7 +73,7 @@
       </w:pPr>
       <w:r>
         <w:rPr>
-          <w:rFonts w:ascii="Helvetica" w:hAnsi="Helvetica" w:eastAsia="Helvetica"/>
+          <w:rFonts w:ascii="Arial" w:hAnsi="Arial" w:eastAsia="Helvetica"/>
           <w:b/>
           <w:i w:val="0"/>
           <w:color w:val="000000"/>
@@ -171,7 +171,7 @@
             </w:pPr>
             <w:r>
               <w:rPr>
-                <w:rFonts w:ascii="Helvetica" w:hAnsi="Helvetica" w:eastAsia="Helvetica"/>
+                <w:rFonts w:ascii="Arial" w:hAnsi="Arial" w:eastAsia="Helvetica"/>
                 <w:b w:val="0"/>
                 <w:i w:val="0"/>
                 <w:color w:val="66666B"/>
@@ -184,7 +184,7 @@
             </w:r>
             <w:r>
               <w:rPr>
-                <w:rFonts w:ascii="Helvetica" w:hAnsi="Helvetica" w:eastAsia="Helvetica"/>
+                <w:rFonts w:ascii="Arial" w:hAnsi="Arial" w:eastAsia="Helvetica"/>
                 <w:b w:val="0"/>
                 <w:i w:val="0"/>
                 <w:color w:val="66666B"/>
@@ -197,7 +197,7 @@
             </w:r>
             <w:r>
               <w:rPr>
-                <w:rFonts w:ascii="Helvetica" w:hAnsi="Helvetica" w:eastAsia="Helvetica"/>
+                <w:rFonts w:ascii="Arial" w:hAnsi="Arial" w:eastAsia="Helvetica"/>
                 <w:b w:val="0"/>
                 <w:i w:val="0"/>
                 <w:color w:val="66666B"/>
@@ -210,7 +210,7 @@
             </w:r>
             <w:r>
               <w:rPr>
-                <w:rFonts w:ascii="Helvetica" w:hAnsi="Helvetica" w:eastAsia="Helvetica"/>
+                <w:rFonts w:ascii="Arial" w:hAnsi="Arial" w:eastAsia="Helvetica"/>
                 <w:b w:val="0"/>
                 <w:i w:val="0"/>
                 <w:color w:val="66666B"/>
@@ -223,7 +223,7 @@
             </w:r>
             <w:r>
               <w:rPr>
-                <w:rFonts w:ascii="Helvetica" w:hAnsi="Helvetica" w:eastAsia="Helvetica"/>
+                <w:rFonts w:ascii="Arial" w:hAnsi="Arial" w:eastAsia="Helvetica"/>
                 <w:b w:val="0"/>
                 <w:i w:val="0"/>
                 <w:color w:val="66666B"/>
@@ -246,7 +246,7 @@
       </w:pPr>
       <w:r>
         <w:rPr>
-          <w:rFonts w:ascii="Helvetica" w:hAnsi="Helvetica" w:eastAsia="Helvetica"/>
+          <w:rFonts w:ascii="Arial" w:hAnsi="Arial" w:eastAsia="Helvetica"/>
           <w:b w:val="0"/>
           <w:i w:val="0"/>
           <w:color w:val="72727A"/>
@@ -256,7 +256,7 @@
       </w:r>
       <w:r>
         <w:rPr>
-          <w:rFonts w:ascii="Helvetica" w:hAnsi="Helvetica" w:eastAsia="Helvetica"/>
+          <w:rFonts w:ascii="Arial" w:hAnsi="Arial" w:eastAsia="Helvetica"/>
           <w:b w:val="0"/>
           <w:i w:val="0"/>
           <w:color w:val="72727A"/>
@@ -276,7 +276,7 @@
       </w:pPr>
       <w:r>
         <w:rPr>
-          <w:rFonts w:ascii="Helvetica" w:hAnsi="Helvetica" w:eastAsia="Helvetica"/>
+          <w:rFonts w:ascii="Arial" w:hAnsi="Arial" w:eastAsia="Helvetica"/>
           <w:b/>
           <w:i w:val="0"/>
           <w:color w:val="000000"/>
@@ -368,7 +368,7 @@
             </w:pPr>
             <w:r>
               <w:rPr>
-                <w:rFonts w:ascii="Helvetica" w:hAnsi="Helvetica" w:eastAsia="Helvetica"/>
+                <w:rFonts w:ascii="Arial" w:hAnsi="Arial" w:eastAsia="Helvetica"/>
                 <w:b w:val="0"/>
                 <w:i w:val="0"/>
                 <w:color w:val="66666B"/>
@@ -398,7 +398,7 @@
             </w:pPr>
             <w:r>
               <w:rPr>
-                <w:rFonts w:ascii="Helvetica" w:hAnsi="Helvetica" w:eastAsia="Helvetica"/>
+                <w:rFonts w:ascii="Arial" w:hAnsi="Arial" w:eastAsia="Helvetica"/>
                 <w:b w:val="0"/>
                 <w:i w:val="0"/>
                 <w:color w:val="66666B"/>
@@ -428,7 +428,7 @@
             </w:pPr>
             <w:r>
               <w:rPr>
-                <w:rFonts w:ascii="Helvetica" w:hAnsi="Helvetica" w:eastAsia="Helvetica"/>
+                <w:rFonts w:ascii="Arial" w:hAnsi="Arial" w:eastAsia="Helvetica"/>
                 <w:b w:val="0"/>
                 <w:i w:val="0"/>
                 <w:color w:val="66666B"/>
@@ -458,7 +458,7 @@
             </w:pPr>
             <w:r>
               <w:rPr>
-                <w:rFonts w:ascii="Helvetica" w:hAnsi="Helvetica" w:eastAsia="Helvetica"/>
+                <w:rFonts w:ascii="Arial" w:hAnsi="Arial" w:eastAsia="Helvetica"/>
                 <w:b w:val="0"/>
                 <w:i w:val="0"/>
                 <w:color w:val="66666B"/>
@@ -488,7 +488,7 @@
             </w:pPr>
             <w:r>
               <w:rPr>
-                <w:rFonts w:ascii="Helvetica" w:hAnsi="Helvetica" w:eastAsia="Helvetica"/>
+                <w:rFonts w:ascii="Arial" w:hAnsi="Arial" w:eastAsia="Helvetica"/>
                 <w:b w:val="0"/>
                 <w:i w:val="0"/>
                 <w:color w:val="66666B"/>
@@ -518,7 +518,7 @@
             </w:pPr>
             <w:r>
               <w:rPr>
-                <w:rFonts w:ascii="Helvetica" w:hAnsi="Helvetica" w:eastAsia="Helvetica"/>
+                <w:rFonts w:ascii="Arial" w:hAnsi="Arial" w:eastAsia="Helvetica"/>
                 <w:b w:val="0"/>
                 <w:i w:val="0"/>
                 <w:color w:val="66666B"/>
@@ -541,7 +541,7 @@
       </w:pPr>
       <w:r>
         <w:rPr>
-          <w:rFonts w:ascii="Helvetica" w:hAnsi="Helvetica" w:eastAsia="Helvetica"/>
+          <w:rFonts w:ascii="Arial" w:hAnsi="Arial" w:eastAsia="Helvetica"/>
           <w:b w:val="0"/>
           <w:i w:val="0"/>
           <w:color w:val="72727A"/>
@@ -551,7 +551,7 @@
       </w:r>
       <w:r>
         <w:rPr>
-          <w:rFonts w:ascii="Helvetica" w:hAnsi="Helvetica" w:eastAsia="Helvetica"/>
+          <w:rFonts w:ascii="Arial" w:hAnsi="Arial" w:eastAsia="Helvetica"/>
           <w:b w:val="0"/>
           <w:i w:val="0"/>
           <w:color w:val="72727A"/>
@@ -571,7 +571,7 @@
       </w:pPr>
       <w:r>
         <w:rPr>
-          <w:rFonts w:ascii="Helvetica" w:hAnsi="Helvetica" w:eastAsia="Helvetica"/>
+          <w:rFonts w:ascii="Arial" w:hAnsi="Arial" w:eastAsia="Helvetica"/>
           <w:b/>
           <w:i w:val="0"/>
           <w:color w:val="000000"/>
@@ -669,7 +669,7 @@
             </w:pPr>
             <w:r>
               <w:rPr>
-                <w:rFonts w:ascii="Helvetica" w:hAnsi="Helvetica" w:eastAsia="Helvetica"/>
+                <w:rFonts w:ascii="Arial" w:hAnsi="Arial" w:eastAsia="Helvetica"/>
                 <w:b w:val="0"/>
                 <w:i w:val="0"/>
                 <w:color w:val="66666B"/>
@@ -682,7 +682,7 @@
             </w:r>
             <w:r>
               <w:rPr>
-                <w:rFonts w:ascii="Helvetica" w:hAnsi="Helvetica" w:eastAsia="Helvetica"/>
+                <w:rFonts w:ascii="Arial" w:hAnsi="Arial" w:eastAsia="Helvetica"/>
                 <w:b w:val="0"/>
                 <w:i w:val="0"/>
                 <w:color w:val="66666B"/>
@@ -695,7 +695,7 @@
             </w:r>
             <w:r>
               <w:rPr>
-                <w:rFonts w:ascii="Helvetica" w:hAnsi="Helvetica" w:eastAsia="Helvetica"/>
+                <w:rFonts w:ascii="Arial" w:hAnsi="Arial" w:eastAsia="Helvetica"/>
                 <w:b w:val="0"/>
                 <w:i w:val="0"/>
                 <w:color w:val="66666B"/>
